--- a/paper/JUTIF_Amien_Kanthi_Sijabat_2026_R1_revised.docx
+++ b/paper/JUTIF_Amien_Kanthi_Sijabat_2026_R1_revised.docx
@@ -87,6 +87,23 @@
         </w:rPr>
         <w:t>3</w:t>
       </w:r>
+      <w:r>
+        <w:rPr>
+          <w:rFonts w:ascii="Times New Roman" w:hAnsi="Times New Roman" w:eastAsia="Times New Roman" w:cs="Times New Roman"/>
+          <w:sz w:val="22"/>
+          <w:szCs w:val="22"/>
+        </w:rPr>
+        <w:t>, Roby Firnando Yusuf</w:t>
+      </w:r>
+      <w:r>
+        <w:rPr>
+          <w:rFonts w:ascii="Times New Roman" w:hAnsi="Times New Roman" w:eastAsia="Times New Roman" w:cs="Times New Roman"/>
+          <w:sz w:val="22"/>
+          <w:szCs w:val="22"/>
+          <w:vertAlign w:val="superscript"/>
+        </w:rPr>
+        <w:t>4</w:t>
+      </w:r>
     </w:p>
     <w:p>
       <w:pPr>
@@ -113,6 +130,33 @@
           <w:szCs w:val="22"/>
         </w:rPr>
         <w:t>Informatics, Universitas Bhinneka Nusantara, Indonesia</w:t>
+      </w:r>
+    </w:p>
+    <w:p>
+      <w:pPr>
+        <w:pStyle w:val="INSTANSI"/>
+        <w:rPr>
+          <w:i/>
+          <w:sz w:val="22"/>
+          <w:szCs w:val="22"/>
+        </w:rPr>
+      </w:pPr>
+      <w:r>
+        <w:rPr>
+          <w:rFonts w:ascii="Times New Roman" w:hAnsi="Times New Roman" w:eastAsia="Times New Roman" w:cs="Times New Roman"/>
+          <w:sz w:val="22"/>
+          <w:szCs w:val="22"/>
+          <w:vertAlign w:val="superscript"/>
+        </w:rPr>
+        <w:t>4</w:t>
+      </w:r>
+      <w:r>
+        <w:rPr>
+          <w:rFonts w:ascii="Times New Roman" w:hAnsi="Times New Roman" w:eastAsia="Times New Roman" w:cs="Times New Roman"/>
+          <w:sz w:val="22"/>
+          <w:szCs w:val="22"/>
+        </w:rPr>
+        <w:t>Software Engineering, Jeonbuk National University, South Korea</w:t>
       </w:r>
     </w:p>
     <w:p>
@@ -182,44 +226,12 @@
       </w:pPr>
       <w:r>
         <w:rPr>
-          <w:sz w:val="22"/>
-          <w:szCs w:val="22"/>
-        </w:rPr>
-        <w:t>Phone Number : xxxxxxx (</w:t>
-      </w:r>
-      <w:r>
-        <w:rPr>
-          <w:b/>
-          <w:color w:val="FF0000"/>
-          <w:sz w:val="22"/>
-          <w:szCs w:val="22"/>
-        </w:rPr>
-        <w:t>Whatsapp/Cellphone Number, For Corresponding</w:t>
-      </w:r>
-      <w:r>
-        <w:rPr>
-          <w:sz w:val="22"/>
-          <w:szCs w:val="22"/>
-        </w:rPr>
-        <w:t xml:space="preserve">) </w:t>
-      </w:r>
-    </w:p>
-    <w:p>
-      <w:pPr>
-        <w:pStyle w:val="3AuthorAffiliation"/>
-        <w:jc w:val="center"/>
-        <w:rPr>
-          <w:sz w:val="16"/>
-          <w:szCs w:val="18"/>
-        </w:rPr>
-      </w:pPr>
-      <w:r>
-        <w:rPr>
-          <w:color w:val="FF0000"/>
-          <w:sz w:val="22"/>
-          <w:szCs w:val="22"/>
-        </w:rPr>
-        <w:t>The cellphone number is only for ease of communication and will NOT be displayed in the article</w:t>
+          <w:rFonts w:ascii="Times New Roman" w:hAnsi="Times New Roman" w:eastAsia="Times New Roman" w:cs="Times New Roman"/>
+          <w:b w:val="0"/>
+          <w:sz w:val="22"/>
+          <w:szCs w:val="22"/>
+        </w:rPr>
+        <w:t>Phone Number : 08123300359</w:t>
       </w:r>
     </w:p>
     <w:p>
@@ -11553,11 +11565,10 @@
       <w:r>
         <w:rPr>
           <w:rFonts w:ascii="Times New Roman" w:hAnsi="Times New Roman" w:eastAsia="Times New Roman" w:cs="Times New Roman"/>
-          <w:i/>
-          <w:sz w:val="22"/>
-          <w:szCs w:val="22"/>
-        </w:rPr>
-        <w:t>(To be completed: institutional support from Universitas Bhinneka Nusantara; any grant or sponsor; compute resources — RTX 4080 local inference.)</w:t>
+          <w:sz w:val="22"/>
+          <w:szCs w:val="22"/>
+        </w:rPr>
+        <w:t>The authors gratefully acknowledge the financial support provided by the Direktorat Riset, Teknologi, dan Pengabdian kepada Masyarakat, Direktorat Jenderal Pendidikan Tinggi dan Riset Teknologi, Kementerian Pendidikan, Kebudayaan, Riset, dan Teknologi Republik Indonesia, as well as the institutional support from Universitas Bhinneka Nusantara.</w:t>
       </w:r>
     </w:p>
     <w:p>

--- a/paper/JUTIF_Amien_Kanthi_Sijabat_2026_R1_revised.docx
+++ b/paper/JUTIF_Amien_Kanthi_Sijabat_2026_R1_revised.docx
@@ -12779,7 +12779,7 @@
           <w:szCs w:val="22"/>
           <w:highlight w:val="yellow"/>
         </w:rPr>
-        <w:t>M. Amien, "Digital Vitality Index for Indonesian regional languages on Twitter: a lexicon-based confirmed-tweet measurement across 32 cities," dataset, Zenodo, 2026, doi: 10.5281/zenodo.DOI_PENDING_INSERT_BEFORE_UPLOAD. Companion measurement by the first author, deposited as an open dataset so that the comparative figures in Table 1 are publicly verifiable; it is not part of the present study's dataset.</w:t>
+        <w:t>M. Amien, "Digital Vitality Index for Indonesian regional languages on Twitter: a lexicon-based confirmed-tweet measurement across 32 cities," dataset, Zenodo, 2026, doi: 10.5281/zenodo.21616875. Companion measurement by the first author, deposited as an open dataset so that the comparative figures in Table 1 are publicly verifiable; it is not part of the present study's dataset.</w:t>
       </w:r>
     </w:p>
     <w:p>
